--- a/treasury-platform/docs/30-readiness/word/DOC-F01-context-and-trust-boundaries.docx
+++ b/treasury-platform/docs/30-readiness/word/DOC-F01-context-and-trust-boundaries.docx
@@ -663,7 +663,7 @@
                 <w:szCs w:val="18"/>
                 <w:rtl/>
               </w:rPr>
-              <w:t xml:space="preserve">docs/adr/0001-schema-work-on-linux.md، docs/adr/0002-login-and-session-bound-context.md، db/deploy.sql، db/static/010_rls.sql، db/static/020_roles_and_grants.sql، db/static/025_tenant_views.sql، db/static/030_session_context.sql، db/generated/tsql/005_delete_grants.sql، db/generated/tsql/006_sensitive_columns.sql، db/generated/tsql/007_table_grants.sql، db/model/10-platform.model، docs/10-detailed-analysis/00-overview-and-cross-cutting.md، docs/10-detailed-analysis/10-m0-m1-platform-organization.md، docs/20-database-design.md، tools/deploy/deploy.sh، tools/ci/db_ci.sh، .github/workflows/db-ci.yml</w:t>
+              <w:t xml:space="preserve">docs/adr/0001-schema-work-on-linux.md، docs/adr/0002-login-and-session-bound-context.md، db/deploy.sql، db/static/010_rls.sql، db/static/020_roles_and_grants.sql، db/static/025_tenant_views.sql، db/static/030_session_context.sql، db/generated/tsql/005_delete_grants.sql، db/generated/tsql/006_sensitive_columns.sql، db/generated/tsql/007_table_grants.sql، db/model/10-platform.model، docs/10-detailed-analysis/00-overview-and-cross-cutting.md، docs/10-detailed-analysis/10-m0-m1-platform-organization.md، docs/20-database-design.md، tools/deploy/deploy.sh، tools/ci/db_ci.sh، ../.github/workflows/treasury-db-ci.yml (جذر المستودع)</w:t>
             </w:r>
           </w:p>
         </w:tc>
@@ -2707,7 +2707,7 @@
           <w:szCs w:val="21"/>
           <w:rtl/>
         </w:rPr>
-        <w:t xml:space="preserve">CI (tools/ci/db_ci.sh) يمر كاملًا في حاوية التطوير، ولم يعمل على GitHub قط: ملف المسار تحت treasury-platform/.github/workflows/ (.github/workflows/db-ci.yml:26-41)، وGitHub يقرأ المسارات من جذر المستودع فقط (O-02 في tools/dbgen/erd_open_items.py:22؛ docs/adr/0001-schema-work-on-linux.md:11). لا يصل CI إلى الإنتاج.</w:t>
+        <w:t xml:space="preserve">CI (tools/ci/db_ci.sh) يمر كاملًا في حاوية التطوير وعلى GitHub: ملف المسار في جذر المستودع (../.github/workflows/treasury-db-ci.yml:30-74) لأن GitHub يقرأ المسارات من هناك فقط، وأول تشغيل أخضر في 2026-10-12 (https://github.com/thawrasy/smartlines/actions/runs/38283663041؛ O-02 في tools/dbgen/erd_open_items.py:22؛ docs/adr/0001-schema-work-on-linux.md:11). صلاحيته قراءة المحتوى فقط ولا يستعمل أسرارًا (../.github/workflows/treasury-db-ci.yml:23-24)، ولا يصل CI إلى الإنتاج.</w:t>
       </w:r>
     </w:p>
     <w:p>
@@ -23424,6 +23424,15 @@
       </w:pPr>
       <w:r>
         <w:rPr>
+          <w:rFonts w:ascii="Segoe UI Emoji" w:cs="Segoe UI Emoji" w:eastAsia="Segoe UI Emoji" w:hAnsi="Segoe UI Emoji"/>
+          <w:sz w:val="21"/>
+          <w:szCs w:val="21"/>
+          <w:rtl/>
+        </w:rPr>
+        <w:t xml:space="preserve">✅</w:t>
+      </w:r>
+      <w:r>
+        <w:rPr>
           <w:rFonts w:ascii="Arial" w:cs="Arial" w:eastAsia="Arial" w:hAnsi="Arial"/>
           <w:b w:val="false"/>
           <w:bCs w:val="false"/>
@@ -23431,7 +23440,7 @@
           <w:szCs w:val="21"/>
           <w:rtl/>
         </w:rPr>
-        <w:t xml:space="preserve">tools/dbgen/erd_open_items.py:64 (O-09) وdocs/20-database-design.md:493 يذكران 40 حالة عزل (T1-T37)، والملف يحوي 41 (T1-T38، db/tests/tenant_isolation_tests.sql؛ tools/ci/db_ci.sh:87-88).</w:t>
+        <w:t xml:space="preserve"> صُحّح (2026-10-12): O-09 في tools/dbgen/erd_open_items.py وdocs/20-database-design.md §14 يذكران الآن 41 حالة عزل (T1-T38).</w:t>
       </w:r>
     </w:p>
     <w:p>

--- a/treasury-platform/docs/30-readiness/word/DOC-F01-context-and-trust-boundaries.docx
+++ b/treasury-platform/docs/30-readiness/word/DOC-F01-context-and-trust-boundaries.docx
@@ -22950,14 +22950,23 @@
             </w:pPr>
             <w:r>
               <w:rPr>
-                <w:rFonts w:ascii="Arial" w:cs="Arial" w:eastAsia="Arial" w:hAnsi="Arial"/>
-                <w:b w:val="false"/>
-                <w:bCs w:val="false"/>
-                <w:sz w:val="18"/>
-                <w:szCs w:val="18"/>
-                <w:rtl/>
-              </w:rPr>
-              <w:t xml:space="preserve">عبر TB-3 (</w:t>
+                <w:rFonts w:ascii="Segoe UI Emoji" w:cs="Segoe UI Emoji" w:eastAsia="Segoe UI Emoji" w:hAnsi="Segoe UI Emoji"/>
+                <w:sz w:val="18"/>
+                <w:szCs w:val="18"/>
+                <w:rtl/>
+              </w:rPr>
+              <w:t xml:space="preserve">✅</w:t>
+            </w:r>
+            <w:r>
+              <w:rPr>
+                <w:rFonts w:ascii="Arial" w:cs="Arial" w:eastAsia="Arial" w:hAnsi="Arial"/>
+                <w:b w:val="false"/>
+                <w:bCs w:val="false"/>
+                <w:sz w:val="18"/>
+                <w:szCs w:val="18"/>
+                <w:rtl/>
+              </w:rPr>
+              <w:t xml:space="preserve"> معتمد من المالك (2026-10-12): عبر TB-3 (</w:t>
             </w:r>
             <w:r>
               <w:rPr>

--- a/treasury-platform/docs/30-readiness/word/DOC-F01-context-and-trust-boundaries.docx
+++ b/treasury-platform/docs/30-readiness/word/DOC-F01-context-and-trust-boundaries.docx
@@ -6545,7 +6545,31 @@
                 <w:szCs w:val="18"/>
                 <w:rtl/>
               </w:rPr>
-              <w:t xml:space="preserve">194 جدولًا (tools/dbgen/erd_open_items.py:22)؛ الأعمدة المقيّدة مشفّرة بالتطبيق (docs/20-database-design.md:174-186)</w:t>
+              <w:t xml:space="preserve">199 جدولًا (</w:t>
+            </w:r>
+            <w:r>
+              <w:rPr>
+                <w:rFonts w:ascii="Courier New" w:cs="Courier New" w:eastAsia="Courier New" w:hAnsi="Courier New"/>
+                <w:b w:val="false"/>
+                <w:bCs w:val="false"/>
+                <w:color w:val="1F2937"/>
+                <w:sz w:val="16"/>
+                <w:szCs w:val="16"/>
+                <w:shd w:fill="F1F3F5" w:color="auto" w:val="clear"/>
+                <w:rtl/>
+              </w:rPr>
+              <w:t xml:space="preserve">‎dbgen.py check‎</w:t>
+            </w:r>
+            <w:r>
+              <w:rPr>
+                <w:rFonts w:ascii="Arial" w:cs="Arial" w:eastAsia="Arial" w:hAnsi="Arial"/>
+                <w:b w:val="false"/>
+                <w:bCs w:val="false"/>
+                <w:sz w:val="18"/>
+                <w:szCs w:val="18"/>
+                <w:rtl/>
+              </w:rPr>
+              <w:t xml:space="preserve">، 2026-10-18)؛ الأعمدة المقيّدة مشفّرة بالتطبيق (docs/20-database-design.md:174-186)</w:t>
             </w:r>
           </w:p>
         </w:tc>
@@ -9378,7 +9402,7 @@
                 <w:szCs w:val="18"/>
                 <w:rtl/>
               </w:rPr>
-              <w:t xml:space="preserve">قراءة المخططات (db/static/020_roles_and_grants.sql:49) مع DENY لـ29 عمودًا مقيّدًا (db/generated/tsql/006_sensitive_columns.sql:7-35)</w:t>
+              <w:t xml:space="preserve">قراءة المخططات (db/static/020_roles_and_grants.sql:49) مع DENY لـ31 عمودًا مقيّدًا (db/generated/tsql/006_sensitive_columns.sql)، ولكل دالة داخلية في rls وsec وplat وcfg (db/static/090_readonly_denies.sql)</w:t>
             </w:r>
           </w:p>
         </w:tc>
@@ -19283,17 +19307,40 @@
           <w:szCs w:val="21"/>
           <w:rtl/>
         </w:rPr>
-        <w:t xml:space="preserve"> إلا لمسار الدعم (DQ-F01-2، DQ-F01-7) </w:t>
+        <w:t xml:space="preserve">. ومسار الدعم دخول ثالث في </w:t>
+      </w:r>
+      <w:r>
+        <w:rPr>
+          <w:rFonts w:ascii="Courier New" w:cs="Courier New" w:eastAsia="Courier New" w:hAnsi="Courier New"/>
+          <w:b w:val="false"/>
+          <w:bCs w:val="false"/>
+          <w:color w:val="1F2937"/>
+          <w:sz w:val="18"/>
+          <w:szCs w:val="18"/>
+          <w:shd w:fill="F1F3F5" w:color="auto" w:val="clear"/>
+          <w:rtl/>
+        </w:rPr>
+        <w:t xml:space="preserve">‎tp_support‎</w:t>
       </w:r>
       <w:r>
         <w:rPr>
           <w:rFonts w:ascii="Arial" w:cs="Arial" w:eastAsia="Arial" w:hAnsi="Arial"/>
-          <w:color w:val="E0A800"/>
+          <w:b w:val="false"/>
+          <w:bCs w:val="false"/>
           <w:sz w:val="21"/>
           <w:szCs w:val="21"/>
           <w:rtl/>
         </w:rPr>
-        <w:t xml:space="preserve">●</w:t>
+        <w:t xml:space="preserve">، وصفه الواحد في DQ-F01-7 أدناه (DQ-F01-2، DQ-F04-6) </w:t>
+      </w:r>
+      <w:r>
+        <w:rPr>
+          <w:rFonts w:ascii="Segoe UI Emoji" w:cs="Segoe UI Emoji" w:eastAsia="Segoe UI Emoji" w:hAnsi="Segoe UI Emoji"/>
+          <w:sz w:val="21"/>
+          <w:szCs w:val="21"/>
+          <w:rtl/>
+        </w:rPr>
+        <w:t xml:space="preserve">✅</w:t>
       </w:r>
       <w:r>
         <w:rPr>
@@ -19668,10 +19715,10 @@
         </w:tblBorders>
       </w:tblPr>
       <w:tblGrid>
-        <w:gridCol w:w="973"/>
-        <w:gridCol w:w="2350"/>
-        <w:gridCol w:w="4600"/>
-        <w:gridCol w:w="1941"/>
+        <w:gridCol w:w="974"/>
+        <w:gridCol w:w="2274"/>
+        <w:gridCol w:w="4653"/>
+        <w:gridCol w:w="1963"/>
       </w:tblGrid>
       <w:tr>
         <w:trPr>
@@ -19680,7 +19727,7 @@
         </w:trPr>
         <w:tc>
           <w:tcPr>
-            <w:tcW w:type="dxa" w:w="973"/>
+            <w:tcW w:type="dxa" w:w="974"/>
             <w:tcBorders>
               <w:top w:val="single" w:color="BFC9D6" w:sz="4"/>
               <w:left w:val="single" w:color="BFC9D6" w:sz="4"/>
@@ -19718,7 +19765,7 @@
         </w:tc>
         <w:tc>
           <w:tcPr>
-            <w:tcW w:type="dxa" w:w="2350"/>
+            <w:tcW w:type="dxa" w:w="2274"/>
             <w:tcBorders>
               <w:top w:val="single" w:color="BFC9D6" w:sz="4"/>
               <w:left w:val="single" w:color="BFC9D6" w:sz="4"/>
@@ -19756,7 +19803,7 @@
         </w:tc>
         <w:tc>
           <w:tcPr>
-            <w:tcW w:type="dxa" w:w="4600"/>
+            <w:tcW w:type="dxa" w:w="4653"/>
             <w:tcBorders>
               <w:top w:val="single" w:color="BFC9D6" w:sz="4"/>
               <w:left w:val="single" w:color="BFC9D6" w:sz="4"/>
@@ -19794,7 +19841,7 @@
         </w:tc>
         <w:tc>
           <w:tcPr>
-            <w:tcW w:type="dxa" w:w="1941"/>
+            <w:tcW w:type="dxa" w:w="1963"/>
             <w:tcBorders>
               <w:top w:val="single" w:color="BFC9D6" w:sz="4"/>
               <w:left w:val="single" w:color="BFC9D6" w:sz="4"/>
@@ -19837,7 +19884,7 @@
         </w:trPr>
         <w:tc>
           <w:tcPr>
-            <w:tcW w:type="dxa" w:w="973"/>
+            <w:tcW w:type="dxa" w:w="974"/>
             <w:tcBorders>
               <w:top w:val="single" w:color="BFC9D6" w:sz="4"/>
               <w:left w:val="single" w:color="BFC9D6" w:sz="4"/>
@@ -19873,7 +19920,7 @@
         </w:tc>
         <w:tc>
           <w:tcPr>
-            <w:tcW w:type="dxa" w:w="2350"/>
+            <w:tcW w:type="dxa" w:w="2274"/>
             <w:tcBorders>
               <w:top w:val="single" w:color="BFC9D6" w:sz="4"/>
               <w:left w:val="single" w:color="BFC9D6" w:sz="4"/>
@@ -20029,7 +20076,7 @@
         </w:tc>
         <w:tc>
           <w:tcPr>
-            <w:tcW w:type="dxa" w:w="4600"/>
+            <w:tcW w:type="dxa" w:w="4653"/>
             <w:tcBorders>
               <w:top w:val="single" w:color="BFC9D6" w:sz="4"/>
               <w:left w:val="single" w:color="BFC9D6" w:sz="4"/>
@@ -20065,7 +20112,7 @@
         </w:tc>
         <w:tc>
           <w:tcPr>
-            <w:tcW w:type="dxa" w:w="1941"/>
+            <w:tcW w:type="dxa" w:w="1963"/>
             <w:tcBorders>
               <w:top w:val="single" w:color="BFC9D6" w:sz="4"/>
               <w:left w:val="single" w:color="BFC9D6" w:sz="4"/>
@@ -20106,7 +20153,7 @@
         </w:trPr>
         <w:tc>
           <w:tcPr>
-            <w:tcW w:type="dxa" w:w="973"/>
+            <w:tcW w:type="dxa" w:w="974"/>
             <w:tcBorders>
               <w:top w:val="single" w:color="BFC9D6" w:sz="4"/>
               <w:left w:val="single" w:color="BFC9D6" w:sz="4"/>
@@ -20143,7 +20190,7 @@
         </w:tc>
         <w:tc>
           <w:tcPr>
-            <w:tcW w:type="dxa" w:w="2350"/>
+            <w:tcW w:type="dxa" w:w="2274"/>
             <w:tcBorders>
               <w:top w:val="single" w:color="BFC9D6" w:sz="4"/>
               <w:left w:val="single" w:color="BFC9D6" w:sz="4"/>
@@ -20204,7 +20251,7 @@
         </w:tc>
         <w:tc>
           <w:tcPr>
-            <w:tcW w:type="dxa" w:w="4600"/>
+            <w:tcW w:type="dxa" w:w="4653"/>
             <w:tcBorders>
               <w:top w:val="single" w:color="BFC9D6" w:sz="4"/>
               <w:left w:val="single" w:color="BFC9D6" w:sz="4"/>
@@ -20241,7 +20288,7 @@
         </w:tc>
         <w:tc>
           <w:tcPr>
-            <w:tcW w:type="dxa" w:w="1941"/>
+            <w:tcW w:type="dxa" w:w="1963"/>
             <w:tcBorders>
               <w:top w:val="single" w:color="BFC9D6" w:sz="4"/>
               <w:left w:val="single" w:color="BFC9D6" w:sz="4"/>
@@ -20283,7 +20330,7 @@
         </w:trPr>
         <w:tc>
           <w:tcPr>
-            <w:tcW w:type="dxa" w:w="973"/>
+            <w:tcW w:type="dxa" w:w="974"/>
             <w:tcBorders>
               <w:top w:val="single" w:color="BFC9D6" w:sz="4"/>
               <w:left w:val="single" w:color="BFC9D6" w:sz="4"/>
@@ -20319,122 +20366,118 @@
         </w:tc>
         <w:tc>
           <w:tcPr>
-            <w:tcW w:type="dxa" w:w="2350"/>
-            <w:tcBorders>
-              <w:top w:val="single" w:color="BFC9D6" w:sz="4"/>
-              <w:left w:val="single" w:color="BFC9D6" w:sz="4"/>
-              <w:bottom w:val="single" w:color="BFC9D6" w:sz="4"/>
-              <w:right w:val="single" w:color="BFC9D6" w:sz="4"/>
-            </w:tcBorders>
-            <w:tcMar>
-              <w:top w:type="dxa" w:w="50"/>
-              <w:left w:type="dxa" w:w="90"/>
-              <w:bottom w:type="dxa" w:w="50"/>
-              <w:right w:type="dxa" w:w="90"/>
-            </w:tcMar>
-            <w:vAlign w:val="top"/>
-          </w:tcPr>
-          <w:p>
-            <w:pPr>
-              <w:keepNext w:val="false"/>
-              <w:bidi/>
-              <w:spacing w:after="30" w:before="30" w:line="264"/>
-            </w:pPr>
-            <w:r>
-              <w:rPr>
-                <w:rFonts w:ascii="Arial" w:cs="Arial" w:eastAsia="Arial" w:hAnsi="Arial"/>
-                <w:b w:val="false"/>
-                <w:bCs w:val="false"/>
-                <w:sz w:val="18"/>
-                <w:szCs w:val="18"/>
-                <w:rtl/>
-              </w:rPr>
-              <w:t xml:space="preserve">وصول الدعم غير منفّذ: لا إجراء يتحقق من </w:t>
-            </w:r>
-            <w:r>
-              <w:rPr>
-                <w:rFonts w:ascii="Courier New" w:cs="Courier New" w:eastAsia="Courier New" w:hAnsi="Courier New"/>
-                <w:b w:val="false"/>
-                <w:bCs w:val="false"/>
-                <w:color w:val="1F2937"/>
-                <w:sz w:val="16"/>
-                <w:szCs w:val="16"/>
-                <w:shd w:fill="F1F3F5" w:color="auto" w:val="clear"/>
-                <w:rtl/>
-              </w:rPr>
-              <w:t xml:space="preserve">‎plat.SupportAccessGrant‎</w:t>
-            </w:r>
-          </w:p>
-        </w:tc>
-        <w:tc>
-          <w:tcPr>
-            <w:tcW w:type="dxa" w:w="4600"/>
-            <w:tcBorders>
-              <w:top w:val="single" w:color="BFC9D6" w:sz="4"/>
-              <w:left w:val="single" w:color="BFC9D6" w:sz="4"/>
-              <w:bottom w:val="single" w:color="BFC9D6" w:sz="4"/>
-              <w:right w:val="single" w:color="BFC9D6" w:sz="4"/>
-            </w:tcBorders>
-            <w:tcMar>
-              <w:top w:type="dxa" w:w="50"/>
-              <w:left w:type="dxa" w:w="90"/>
-              <w:bottom w:type="dxa" w:w="50"/>
-              <w:right w:type="dxa" w:w="90"/>
-            </w:tcMar>
-            <w:vAlign w:val="top"/>
-          </w:tcPr>
-          <w:p>
-            <w:pPr>
-              <w:keepNext w:val="false"/>
-              <w:bidi/>
-              <w:spacing w:after="30" w:before="30" w:line="264"/>
-            </w:pPr>
-            <w:r>
-              <w:rPr>
-                <w:rFonts w:ascii="Arial" w:cs="Arial" w:eastAsia="Arial" w:hAnsi="Arial"/>
-                <w:b w:val="false"/>
-                <w:bCs w:val="false"/>
-                <w:sz w:val="18"/>
-                <w:szCs w:val="18"/>
-                <w:rtl/>
-              </w:rPr>
-              <w:t xml:space="preserve">docs/20-database-design.md:118</w:t>
-            </w:r>
-          </w:p>
-        </w:tc>
-        <w:tc>
-          <w:tcPr>
-            <w:tcW w:type="dxa" w:w="1941"/>
-            <w:tcBorders>
-              <w:top w:val="single" w:color="BFC9D6" w:sz="4"/>
-              <w:left w:val="single" w:color="BFC9D6" w:sz="4"/>
-              <w:bottom w:val="single" w:color="BFC9D6" w:sz="4"/>
-              <w:right w:val="single" w:color="BFC9D6" w:sz="4"/>
-            </w:tcBorders>
-            <w:tcMar>
-              <w:top w:type="dxa" w:w="50"/>
-              <w:left w:type="dxa" w:w="90"/>
-              <w:bottom w:type="dxa" w:w="50"/>
-              <w:right w:type="dxa" w:w="90"/>
-            </w:tcMar>
-            <w:vAlign w:val="top"/>
-          </w:tcPr>
-          <w:p>
-            <w:pPr>
-              <w:keepNext w:val="false"/>
-              <w:bidi/>
-              <w:spacing w:after="30" w:before="30" w:line="264"/>
-            </w:pPr>
-            <w:r>
-              <w:rPr>
-                <w:rFonts w:ascii="Arial" w:cs="Arial" w:eastAsia="Arial" w:hAnsi="Arial"/>
-                <w:b w:val="false"/>
-                <w:bCs w:val="false"/>
-                <w:sz w:val="18"/>
-                <w:szCs w:val="18"/>
-                <w:rtl/>
-              </w:rPr>
-              <w:t xml:space="preserve">DOC-F04 (O-12 في 20-database-design)</w:t>
+            <w:tcW w:type="dxa" w:w="2274"/>
+            <w:tcBorders>
+              <w:top w:val="single" w:color="BFC9D6" w:sz="4"/>
+              <w:left w:val="single" w:color="BFC9D6" w:sz="4"/>
+              <w:bottom w:val="single" w:color="BFC9D6" w:sz="4"/>
+              <w:right w:val="single" w:color="BFC9D6" w:sz="4"/>
+            </w:tcBorders>
+            <w:tcMar>
+              <w:top w:type="dxa" w:w="50"/>
+              <w:left w:type="dxa" w:w="90"/>
+              <w:bottom w:type="dxa" w:w="50"/>
+              <w:right w:type="dxa" w:w="90"/>
+            </w:tcMar>
+            <w:vAlign w:val="top"/>
+          </w:tcPr>
+          <w:p>
+            <w:pPr>
+              <w:keepNext w:val="false"/>
+              <w:bidi/>
+              <w:spacing w:after="30" w:before="30" w:line="264"/>
+            </w:pPr>
+            <w:r>
+              <w:rPr>
+                <w:rFonts w:ascii="Segoe UI Emoji" w:cs="Segoe UI Emoji" w:eastAsia="Segoe UI Emoji" w:hAnsi="Segoe UI Emoji"/>
+                <w:sz w:val="18"/>
+                <w:szCs w:val="18"/>
+                <w:rtl/>
+              </w:rPr>
+              <w:t xml:space="preserve">✅</w:t>
+            </w:r>
+            <w:r>
+              <w:rPr>
+                <w:rFonts w:ascii="Arial" w:cs="Arial" w:eastAsia="Arial" w:hAnsi="Arial"/>
+                <w:b w:val="false"/>
+                <w:bCs w:val="false"/>
+                <w:sz w:val="18"/>
+                <w:szCs w:val="18"/>
+                <w:rtl/>
+              </w:rPr>
+              <w:t xml:space="preserve"> مغلقة: وصول الدعم منفّذ كما في DQ-F01-7 أدناه</w:t>
+            </w:r>
+          </w:p>
+        </w:tc>
+        <w:tc>
+          <w:tcPr>
+            <w:tcW w:type="dxa" w:w="4653"/>
+            <w:tcBorders>
+              <w:top w:val="single" w:color="BFC9D6" w:sz="4"/>
+              <w:left w:val="single" w:color="BFC9D6" w:sz="4"/>
+              <w:bottom w:val="single" w:color="BFC9D6" w:sz="4"/>
+              <w:right w:val="single" w:color="BFC9D6" w:sz="4"/>
+            </w:tcBorders>
+            <w:tcMar>
+              <w:top w:type="dxa" w:w="50"/>
+              <w:left w:type="dxa" w:w="90"/>
+              <w:bottom w:type="dxa" w:w="50"/>
+              <w:right w:type="dxa" w:w="90"/>
+            </w:tcMar>
+            <w:vAlign w:val="top"/>
+          </w:tcPr>
+          <w:p>
+            <w:pPr>
+              <w:keepNext w:val="false"/>
+              <w:bidi/>
+              <w:spacing w:after="30" w:before="30" w:line="264"/>
+            </w:pPr>
+            <w:r>
+              <w:rPr>
+                <w:rFonts w:ascii="Arial" w:cs="Arial" w:eastAsia="Arial" w:hAnsi="Arial"/>
+                <w:b w:val="false"/>
+                <w:bCs w:val="false"/>
+                <w:sz w:val="18"/>
+                <w:szCs w:val="18"/>
+                <w:rtl/>
+              </w:rPr>
+              <w:t xml:space="preserve">docs/20-database-design.md:118؛ db/static/036_operator_and_support.sql:486</w:t>
+            </w:r>
+          </w:p>
+        </w:tc>
+        <w:tc>
+          <w:tcPr>
+            <w:tcW w:type="dxa" w:w="1963"/>
+            <w:tcBorders>
+              <w:top w:val="single" w:color="BFC9D6" w:sz="4"/>
+              <w:left w:val="single" w:color="BFC9D6" w:sz="4"/>
+              <w:bottom w:val="single" w:color="BFC9D6" w:sz="4"/>
+              <w:right w:val="single" w:color="BFC9D6" w:sz="4"/>
+            </w:tcBorders>
+            <w:tcMar>
+              <w:top w:type="dxa" w:w="50"/>
+              <w:left w:type="dxa" w:w="90"/>
+              <w:bottom w:type="dxa" w:w="50"/>
+              <w:right w:type="dxa" w:w="90"/>
+            </w:tcMar>
+            <w:vAlign w:val="top"/>
+          </w:tcPr>
+          <w:p>
+            <w:pPr>
+              <w:keepNext w:val="false"/>
+              <w:bidi/>
+              <w:spacing w:after="30" w:before="30" w:line="264"/>
+            </w:pPr>
+            <w:r>
+              <w:rPr>
+                <w:rFonts w:ascii="Arial" w:cs="Arial" w:eastAsia="Arial" w:hAnsi="Arial"/>
+                <w:b w:val="false"/>
+                <w:bCs w:val="false"/>
+                <w:sz w:val="18"/>
+                <w:szCs w:val="18"/>
+                <w:rtl/>
+              </w:rPr>
+              <w:t xml:space="preserve">DOC-F04 §6.2 (O-12 في 20-database-design)</w:t>
             </w:r>
           </w:p>
         </w:tc>
@@ -20445,7 +20488,7 @@
         </w:trPr>
         <w:tc>
           <w:tcPr>
-            <w:tcW w:type="dxa" w:w="973"/>
+            <w:tcW w:type="dxa" w:w="974"/>
             <w:tcBorders>
               <w:top w:val="single" w:color="BFC9D6" w:sz="4"/>
               <w:left w:val="single" w:color="BFC9D6" w:sz="4"/>
@@ -20482,7 +20525,7 @@
         </w:tc>
         <w:tc>
           <w:tcPr>
-            <w:tcW w:type="dxa" w:w="2350"/>
+            <w:tcW w:type="dxa" w:w="2274"/>
             <w:tcBorders>
               <w:top w:val="single" w:color="BFC9D6" w:sz="4"/>
               <w:left w:val="single" w:color="BFC9D6" w:sz="4"/>
@@ -20532,7 +20575,7 @@
         </w:tc>
         <w:tc>
           <w:tcPr>
-            <w:tcW w:type="dxa" w:w="4600"/>
+            <w:tcW w:type="dxa" w:w="4653"/>
             <w:tcBorders>
               <w:top w:val="single" w:color="BFC9D6" w:sz="4"/>
               <w:left w:val="single" w:color="BFC9D6" w:sz="4"/>
@@ -20569,7 +20612,7 @@
         </w:tc>
         <w:tc>
           <w:tcPr>
-            <w:tcW w:type="dxa" w:w="1941"/>
+            <w:tcW w:type="dxa" w:w="1963"/>
             <w:tcBorders>
               <w:top w:val="single" w:color="BFC9D6" w:sz="4"/>
               <w:left w:val="single" w:color="BFC9D6" w:sz="4"/>
@@ -20611,7 +20654,7 @@
         </w:trPr>
         <w:tc>
           <w:tcPr>
-            <w:tcW w:type="dxa" w:w="973"/>
+            <w:tcW w:type="dxa" w:w="974"/>
             <w:tcBorders>
               <w:top w:val="single" w:color="BFC9D6" w:sz="4"/>
               <w:left w:val="single" w:color="BFC9D6" w:sz="4"/>
@@ -20647,7 +20690,7 @@
         </w:tc>
         <w:tc>
           <w:tcPr>
-            <w:tcW w:type="dxa" w:w="2350"/>
+            <w:tcW w:type="dxa" w:w="2274"/>
             <w:tcBorders>
               <w:top w:val="single" w:color="BFC9D6" w:sz="4"/>
               <w:left w:val="single" w:color="BFC9D6" w:sz="4"/>
@@ -20731,7 +20774,7 @@
         </w:tc>
         <w:tc>
           <w:tcPr>
-            <w:tcW w:type="dxa" w:w="4600"/>
+            <w:tcW w:type="dxa" w:w="4653"/>
             <w:tcBorders>
               <w:top w:val="single" w:color="BFC9D6" w:sz="4"/>
               <w:left w:val="single" w:color="BFC9D6" w:sz="4"/>
@@ -20791,7 +20834,7 @@
         </w:tc>
         <w:tc>
           <w:tcPr>
-            <w:tcW w:type="dxa" w:w="1941"/>
+            <w:tcW w:type="dxa" w:w="1963"/>
             <w:tcBorders>
               <w:top w:val="single" w:color="BFC9D6" w:sz="4"/>
               <w:left w:val="single" w:color="BFC9D6" w:sz="4"/>
@@ -20832,7 +20875,7 @@
         </w:trPr>
         <w:tc>
           <w:tcPr>
-            <w:tcW w:type="dxa" w:w="973"/>
+            <w:tcW w:type="dxa" w:w="974"/>
             <w:tcBorders>
               <w:top w:val="single" w:color="BFC9D6" w:sz="4"/>
               <w:left w:val="single" w:color="BFC9D6" w:sz="4"/>
@@ -20869,7 +20912,7 @@
         </w:tc>
         <w:tc>
           <w:tcPr>
-            <w:tcW w:type="dxa" w:w="2350"/>
+            <w:tcW w:type="dxa" w:w="2274"/>
             <w:tcBorders>
               <w:top w:val="single" w:color="BFC9D6" w:sz="4"/>
               <w:left w:val="single" w:color="BFC9D6" w:sz="4"/>
@@ -20939,7 +20982,7 @@
         </w:tc>
         <w:tc>
           <w:tcPr>
-            <w:tcW w:type="dxa" w:w="4600"/>
+            <w:tcW w:type="dxa" w:w="4653"/>
             <w:tcBorders>
               <w:top w:val="single" w:color="BFC9D6" w:sz="4"/>
               <w:left w:val="single" w:color="BFC9D6" w:sz="4"/>
@@ -20976,7 +21019,7 @@
         </w:tc>
         <w:tc>
           <w:tcPr>
-            <w:tcW w:type="dxa" w:w="1941"/>
+            <w:tcW w:type="dxa" w:w="1963"/>
             <w:tcBorders>
               <w:top w:val="single" w:color="BFC9D6" w:sz="4"/>
               <w:left w:val="single" w:color="BFC9D6" w:sz="4"/>
@@ -21018,7 +21061,7 @@
         </w:trPr>
         <w:tc>
           <w:tcPr>
-            <w:tcW w:type="dxa" w:w="973"/>
+            <w:tcW w:type="dxa" w:w="974"/>
             <w:tcBorders>
               <w:top w:val="single" w:color="BFC9D6" w:sz="4"/>
               <w:left w:val="single" w:color="BFC9D6" w:sz="4"/>
@@ -21054,7 +21097,7 @@
         </w:tc>
         <w:tc>
           <w:tcPr>
-            <w:tcW w:type="dxa" w:w="2350"/>
+            <w:tcW w:type="dxa" w:w="2274"/>
             <w:tcBorders>
               <w:top w:val="single" w:color="BFC9D6" w:sz="4"/>
               <w:left w:val="single" w:color="BFC9D6" w:sz="4"/>
@@ -21114,7 +21157,7 @@
         </w:tc>
         <w:tc>
           <w:tcPr>
-            <w:tcW w:type="dxa" w:w="4600"/>
+            <w:tcW w:type="dxa" w:w="4653"/>
             <w:tcBorders>
               <w:top w:val="single" w:color="BFC9D6" w:sz="4"/>
               <w:left w:val="single" w:color="BFC9D6" w:sz="4"/>
@@ -21150,7 +21193,7 @@
         </w:tc>
         <w:tc>
           <w:tcPr>
-            <w:tcW w:type="dxa" w:w="1941"/>
+            <w:tcW w:type="dxa" w:w="1963"/>
             <w:tcBorders>
               <w:top w:val="single" w:color="BFC9D6" w:sz="4"/>
               <w:left w:val="single" w:color="BFC9D6" w:sz="4"/>
@@ -21226,11 +21269,11 @@
         </w:tblBorders>
       </w:tblPr>
       <w:tblGrid>
-        <w:gridCol w:w="1143"/>
-        <w:gridCol w:w="1286"/>
-        <w:gridCol w:w="4863"/>
-        <w:gridCol w:w="1143"/>
-        <w:gridCol w:w="1429"/>
+        <w:gridCol w:w="994"/>
+        <w:gridCol w:w="1090"/>
+        <w:gridCol w:w="5575"/>
+        <w:gridCol w:w="994"/>
+        <w:gridCol w:w="1211"/>
       </w:tblGrid>
       <w:tr>
         <w:trPr>
@@ -21239,7 +21282,7 @@
         </w:trPr>
         <w:tc>
           <w:tcPr>
-            <w:tcW w:type="dxa" w:w="1143"/>
+            <w:tcW w:type="dxa" w:w="994"/>
             <w:tcBorders>
               <w:top w:val="single" w:color="BFC9D6" w:sz="4"/>
               <w:left w:val="single" w:color="BFC9D6" w:sz="4"/>
@@ -21277,7 +21320,7 @@
         </w:tc>
         <w:tc>
           <w:tcPr>
-            <w:tcW w:type="dxa" w:w="1286"/>
+            <w:tcW w:type="dxa" w:w="1090"/>
             <w:tcBorders>
               <w:top w:val="single" w:color="BFC9D6" w:sz="4"/>
               <w:left w:val="single" w:color="BFC9D6" w:sz="4"/>
@@ -21315,7 +21358,7 @@
         </w:tc>
         <w:tc>
           <w:tcPr>
-            <w:tcW w:type="dxa" w:w="4863"/>
+            <w:tcW w:type="dxa" w:w="5575"/>
             <w:tcBorders>
               <w:top w:val="single" w:color="BFC9D6" w:sz="4"/>
               <w:left w:val="single" w:color="BFC9D6" w:sz="4"/>
@@ -21353,7 +21396,7 @@
         </w:tc>
         <w:tc>
           <w:tcPr>
-            <w:tcW w:type="dxa" w:w="1143"/>
+            <w:tcW w:type="dxa" w:w="994"/>
             <w:tcBorders>
               <w:top w:val="single" w:color="BFC9D6" w:sz="4"/>
               <w:left w:val="single" w:color="BFC9D6" w:sz="4"/>
@@ -21391,7 +21434,7 @@
         </w:tc>
         <w:tc>
           <w:tcPr>
-            <w:tcW w:type="dxa" w:w="1429"/>
+            <w:tcW w:type="dxa" w:w="1211"/>
             <w:tcBorders>
               <w:top w:val="single" w:color="BFC9D6" w:sz="4"/>
               <w:left w:val="single" w:color="BFC9D6" w:sz="4"/>
@@ -21434,7 +21477,7 @@
         </w:trPr>
         <w:tc>
           <w:tcPr>
-            <w:tcW w:type="dxa" w:w="1143"/>
+            <w:tcW w:type="dxa" w:w="994"/>
             <w:tcBorders>
               <w:top w:val="single" w:color="BFC9D6" w:sz="4"/>
               <w:left w:val="single" w:color="BFC9D6" w:sz="4"/>
@@ -21470,7 +21513,7 @@
         </w:tc>
         <w:tc>
           <w:tcPr>
-            <w:tcW w:type="dxa" w:w="1286"/>
+            <w:tcW w:type="dxa" w:w="1090"/>
             <w:tcBorders>
               <w:top w:val="single" w:color="BFC9D6" w:sz="4"/>
               <w:left w:val="single" w:color="BFC9D6" w:sz="4"/>
@@ -21506,7 +21549,7 @@
         </w:tc>
         <w:tc>
           <w:tcPr>
-            <w:tcW w:type="dxa" w:w="4863"/>
+            <w:tcW w:type="dxa" w:w="5575"/>
             <w:tcBorders>
               <w:top w:val="single" w:color="BFC9D6" w:sz="4"/>
               <w:left w:val="single" w:color="BFC9D6" w:sz="4"/>
@@ -21563,7 +21606,7 @@
         </w:tc>
         <w:tc>
           <w:tcPr>
-            <w:tcW w:type="dxa" w:w="1143"/>
+            <w:tcW w:type="dxa" w:w="994"/>
             <w:tcBorders>
               <w:top w:val="single" w:color="BFC9D6" w:sz="4"/>
               <w:left w:val="single" w:color="BFC9D6" w:sz="4"/>
@@ -21599,7 +21642,7 @@
         </w:tc>
         <w:tc>
           <w:tcPr>
-            <w:tcW w:type="dxa" w:w="1429"/>
+            <w:tcW w:type="dxa" w:w="1211"/>
             <w:tcBorders>
               <w:top w:val="single" w:color="BFC9D6" w:sz="4"/>
               <w:left w:val="single" w:color="BFC9D6" w:sz="4"/>
@@ -21640,7 +21683,7 @@
         </w:trPr>
         <w:tc>
           <w:tcPr>
-            <w:tcW w:type="dxa" w:w="1143"/>
+            <w:tcW w:type="dxa" w:w="994"/>
             <w:tcBorders>
               <w:top w:val="single" w:color="BFC9D6" w:sz="4"/>
               <w:left w:val="single" w:color="BFC9D6" w:sz="4"/>
@@ -21677,7 +21720,7 @@
         </w:tc>
         <w:tc>
           <w:tcPr>
-            <w:tcW w:type="dxa" w:w="1286"/>
+            <w:tcW w:type="dxa" w:w="1090"/>
             <w:tcBorders>
               <w:top w:val="single" w:color="BFC9D6" w:sz="4"/>
               <w:left w:val="single" w:color="BFC9D6" w:sz="4"/>
@@ -21714,7 +21757,7 @@
         </w:tc>
         <w:tc>
           <w:tcPr>
-            <w:tcW w:type="dxa" w:w="4863"/>
+            <w:tcW w:type="dxa" w:w="5575"/>
             <w:tcBorders>
               <w:top w:val="single" w:color="BFC9D6" w:sz="4"/>
               <w:left w:val="single" w:color="BFC9D6" w:sz="4"/>
@@ -21820,7 +21863,7 @@
         </w:tc>
         <w:tc>
           <w:tcPr>
-            <w:tcW w:type="dxa" w:w="1143"/>
+            <w:tcW w:type="dxa" w:w="994"/>
             <w:tcBorders>
               <w:top w:val="single" w:color="BFC9D6" w:sz="4"/>
               <w:left w:val="single" w:color="BFC9D6" w:sz="4"/>
@@ -21857,7 +21900,7 @@
         </w:tc>
         <w:tc>
           <w:tcPr>
-            <w:tcW w:type="dxa" w:w="1429"/>
+            <w:tcW w:type="dxa" w:w="1211"/>
             <w:tcBorders>
               <w:top w:val="single" w:color="BFC9D6" w:sz="4"/>
               <w:left w:val="single" w:color="BFC9D6" w:sz="4"/>
@@ -21899,7 +21942,7 @@
         </w:trPr>
         <w:tc>
           <w:tcPr>
-            <w:tcW w:type="dxa" w:w="1143"/>
+            <w:tcW w:type="dxa" w:w="994"/>
             <w:tcBorders>
               <w:top w:val="single" w:color="BFC9D6" w:sz="4"/>
               <w:left w:val="single" w:color="BFC9D6" w:sz="4"/>
@@ -21935,7 +21978,7 @@
         </w:tc>
         <w:tc>
           <w:tcPr>
-            <w:tcW w:type="dxa" w:w="1286"/>
+            <w:tcW w:type="dxa" w:w="1090"/>
             <w:tcBorders>
               <w:top w:val="single" w:color="BFC9D6" w:sz="4"/>
               <w:left w:val="single" w:color="BFC9D6" w:sz="4"/>
@@ -21971,7 +22014,7 @@
         </w:tc>
         <w:tc>
           <w:tcPr>
-            <w:tcW w:type="dxa" w:w="4863"/>
+            <w:tcW w:type="dxa" w:w="5575"/>
             <w:tcBorders>
               <w:top w:val="single" w:color="BFC9D6" w:sz="4"/>
               <w:left w:val="single" w:color="BFC9D6" w:sz="4"/>
@@ -22089,7 +22132,7 @@
         </w:tc>
         <w:tc>
           <w:tcPr>
-            <w:tcW w:type="dxa" w:w="1143"/>
+            <w:tcW w:type="dxa" w:w="994"/>
             <w:tcBorders>
               <w:top w:val="single" w:color="BFC9D6" w:sz="4"/>
               <w:left w:val="single" w:color="BFC9D6" w:sz="4"/>
@@ -22125,7 +22168,7 @@
         </w:tc>
         <w:tc>
           <w:tcPr>
-            <w:tcW w:type="dxa" w:w="1429"/>
+            <w:tcW w:type="dxa" w:w="1211"/>
             <w:tcBorders>
               <w:top w:val="single" w:color="BFC9D6" w:sz="4"/>
               <w:left w:val="single" w:color="BFC9D6" w:sz="4"/>
@@ -22166,7 +22209,7 @@
         </w:trPr>
         <w:tc>
           <w:tcPr>
-            <w:tcW w:type="dxa" w:w="1143"/>
+            <w:tcW w:type="dxa" w:w="994"/>
             <w:tcBorders>
               <w:top w:val="single" w:color="BFC9D6" w:sz="4"/>
               <w:left w:val="single" w:color="BFC9D6" w:sz="4"/>
@@ -22203,7 +22246,7 @@
         </w:tc>
         <w:tc>
           <w:tcPr>
-            <w:tcW w:type="dxa" w:w="1286"/>
+            <w:tcW w:type="dxa" w:w="1090"/>
             <w:tcBorders>
               <w:top w:val="single" w:color="BFC9D6" w:sz="4"/>
               <w:left w:val="single" w:color="BFC9D6" w:sz="4"/>
@@ -22240,7 +22283,7 @@
         </w:tc>
         <w:tc>
           <w:tcPr>
-            <w:tcW w:type="dxa" w:w="4863"/>
+            <w:tcW w:type="dxa" w:w="5575"/>
             <w:tcBorders>
               <w:top w:val="single" w:color="BFC9D6" w:sz="4"/>
               <w:left w:val="single" w:color="BFC9D6" w:sz="4"/>
@@ -22322,7 +22365,7 @@
         </w:tc>
         <w:tc>
           <w:tcPr>
-            <w:tcW w:type="dxa" w:w="1143"/>
+            <w:tcW w:type="dxa" w:w="994"/>
             <w:tcBorders>
               <w:top w:val="single" w:color="BFC9D6" w:sz="4"/>
               <w:left w:val="single" w:color="BFC9D6" w:sz="4"/>
@@ -22359,7 +22402,7 @@
         </w:tc>
         <w:tc>
           <w:tcPr>
-            <w:tcW w:type="dxa" w:w="1429"/>
+            <w:tcW w:type="dxa" w:w="1211"/>
             <w:tcBorders>
               <w:top w:val="single" w:color="BFC9D6" w:sz="4"/>
               <w:left w:val="single" w:color="BFC9D6" w:sz="4"/>
@@ -22401,7 +22444,7 @@
         </w:trPr>
         <w:tc>
           <w:tcPr>
-            <w:tcW w:type="dxa" w:w="1143"/>
+            <w:tcW w:type="dxa" w:w="994"/>
             <w:tcBorders>
               <w:top w:val="single" w:color="BFC9D6" w:sz="4"/>
               <w:left w:val="single" w:color="BFC9D6" w:sz="4"/>
@@ -22437,7 +22480,7 @@
         </w:tc>
         <w:tc>
           <w:tcPr>
-            <w:tcW w:type="dxa" w:w="1286"/>
+            <w:tcW w:type="dxa" w:w="1090"/>
             <w:tcBorders>
               <w:top w:val="single" w:color="BFC9D6" w:sz="4"/>
               <w:left w:val="single" w:color="BFC9D6" w:sz="4"/>
@@ -22473,7 +22516,7 @@
         </w:tc>
         <w:tc>
           <w:tcPr>
-            <w:tcW w:type="dxa" w:w="4863"/>
+            <w:tcW w:type="dxa" w:w="5575"/>
             <w:tcBorders>
               <w:top w:val="single" w:color="BFC9D6" w:sz="4"/>
               <w:left w:val="single" w:color="BFC9D6" w:sz="4"/>
@@ -22554,7 +22597,7 @@
         </w:tc>
         <w:tc>
           <w:tcPr>
-            <w:tcW w:type="dxa" w:w="1143"/>
+            <w:tcW w:type="dxa" w:w="994"/>
             <w:tcBorders>
               <w:top w:val="single" w:color="BFC9D6" w:sz="4"/>
               <w:left w:val="single" w:color="BFC9D6" w:sz="4"/>
@@ -22590,7 +22633,7 @@
         </w:tc>
         <w:tc>
           <w:tcPr>
-            <w:tcW w:type="dxa" w:w="1429"/>
+            <w:tcW w:type="dxa" w:w="1211"/>
             <w:tcBorders>
               <w:top w:val="single" w:color="BFC9D6" w:sz="4"/>
               <w:left w:val="single" w:color="BFC9D6" w:sz="4"/>
@@ -22631,7 +22674,7 @@
         </w:trPr>
         <w:tc>
           <w:tcPr>
-            <w:tcW w:type="dxa" w:w="1143"/>
+            <w:tcW w:type="dxa" w:w="994"/>
             <w:tcBorders>
               <w:top w:val="single" w:color="BFC9D6" w:sz="4"/>
               <w:left w:val="single" w:color="BFC9D6" w:sz="4"/>
@@ -22668,7 +22711,7 @@
         </w:tc>
         <w:tc>
           <w:tcPr>
-            <w:tcW w:type="dxa" w:w="1286"/>
+            <w:tcW w:type="dxa" w:w="1090"/>
             <w:tcBorders>
               <w:top w:val="single" w:color="BFC9D6" w:sz="4"/>
               <w:left w:val="single" w:color="BFC9D6" w:sz="4"/>
@@ -22705,7 +22748,7 @@
         </w:tc>
         <w:tc>
           <w:tcPr>
-            <w:tcW w:type="dxa" w:w="4863"/>
+            <w:tcW w:type="dxa" w:w="5575"/>
             <w:tcBorders>
               <w:top w:val="single" w:color="BFC9D6" w:sz="4"/>
               <w:left w:val="single" w:color="BFC9D6" w:sz="4"/>
@@ -22776,7 +22819,7 @@
         </w:tc>
         <w:tc>
           <w:tcPr>
-            <w:tcW w:type="dxa" w:w="1143"/>
+            <w:tcW w:type="dxa" w:w="994"/>
             <w:tcBorders>
               <w:top w:val="single" w:color="BFC9D6" w:sz="4"/>
               <w:left w:val="single" w:color="BFC9D6" w:sz="4"/>
@@ -22813,7 +22856,7 @@
         </w:tc>
         <w:tc>
           <w:tcPr>
-            <w:tcW w:type="dxa" w:w="1429"/>
+            <w:tcW w:type="dxa" w:w="1211"/>
             <w:tcBorders>
               <w:top w:val="single" w:color="BFC9D6" w:sz="4"/>
               <w:left w:val="single" w:color="BFC9D6" w:sz="4"/>
@@ -22855,7 +22898,7 @@
         </w:trPr>
         <w:tc>
           <w:tcPr>
-            <w:tcW w:type="dxa" w:w="1143"/>
+            <w:tcW w:type="dxa" w:w="994"/>
             <w:tcBorders>
               <w:top w:val="single" w:color="BFC9D6" w:sz="4"/>
               <w:left w:val="single" w:color="BFC9D6" w:sz="4"/>
@@ -22891,7 +22934,7 @@
         </w:tc>
         <w:tc>
           <w:tcPr>
-            <w:tcW w:type="dxa" w:w="1286"/>
+            <w:tcW w:type="dxa" w:w="1090"/>
             <w:tcBorders>
               <w:top w:val="single" w:color="BFC9D6" w:sz="4"/>
               <w:left w:val="single" w:color="BFC9D6" w:sz="4"/>
@@ -22927,7 +22970,7 @@
         </w:tc>
         <w:tc>
           <w:tcPr>
-            <w:tcW w:type="dxa" w:w="4863"/>
+            <w:tcW w:type="dxa" w:w="5575"/>
             <w:tcBorders>
               <w:top w:val="single" w:color="BFC9D6" w:sz="4"/>
               <w:left w:val="single" w:color="BFC9D6" w:sz="4"/>
@@ -22966,7 +23009,7 @@
                 <w:szCs w:val="18"/>
                 <w:rtl/>
               </w:rPr>
-              <w:t xml:space="preserve"> معتمد من المالك (2026-10-12): عبر TB-3 (</w:t>
+              <w:t xml:space="preserve"> معتمد من المالك (2026-10-12): بجلسة دعم يتحقق إجراؤها من </w:t>
             </w:r>
             <w:r>
               <w:rPr>
@@ -22979,18 +23022,18 @@
                 <w:shd w:fill="F1F3F5" w:color="auto" w:val="clear"/>
                 <w:rtl/>
               </w:rPr>
-              <w:t xml:space="preserve">‎tp_app‎</w:t>
-            </w:r>
-            <w:r>
-              <w:rPr>
-                <w:rFonts w:ascii="Arial" w:cs="Arial" w:eastAsia="Arial" w:hAnsi="Arial"/>
-                <w:b w:val="false"/>
-                <w:bCs w:val="false"/>
-                <w:sz w:val="18"/>
-                <w:szCs w:val="18"/>
-                <w:rtl/>
-              </w:rPr>
-              <w:t xml:space="preserve">) بجلسة دعم يتحقق إجراؤها من </w:t>
+              <w:t xml:space="preserve">‎plat.SupportAccessGrant‎</w:t>
+            </w:r>
+            <w:r>
+              <w:rPr>
+                <w:rFonts w:ascii="Arial" w:cs="Arial" w:eastAsia="Arial" w:hAnsi="Arial"/>
+                <w:b w:val="false"/>
+                <w:bCs w:val="false"/>
+                <w:sz w:val="18"/>
+                <w:szCs w:val="18"/>
+                <w:rtl/>
+              </w:rPr>
+              <w:t xml:space="preserve">، لا عبر </w:t>
             </w:r>
             <w:r>
               <w:rPr>
@@ -23003,18 +23046,38 @@
                 <w:shd w:fill="F1F3F5" w:color="auto" w:val="clear"/>
                 <w:rtl/>
               </w:rPr>
-              <w:t xml:space="preserve">‎plat.SupportAccessGrant‎</w:t>
-            </w:r>
-            <w:r>
-              <w:rPr>
-                <w:rFonts w:ascii="Arial" w:cs="Arial" w:eastAsia="Arial" w:hAnsi="Arial"/>
-                <w:b w:val="false"/>
-                <w:bCs w:val="false"/>
-                <w:sz w:val="18"/>
-                <w:szCs w:val="18"/>
-                <w:rtl/>
-              </w:rPr>
-              <w:t xml:space="preserve">، لا عبر </w:t>
+              <w:t xml:space="preserve">‎tp_platform‎</w:t>
+            </w:r>
+            <w:r>
+              <w:rPr>
+                <w:rFonts w:ascii="Arial" w:cs="Arial" w:eastAsia="Arial" w:hAnsi="Arial"/>
+                <w:b w:val="false"/>
+                <w:bCs w:val="false"/>
+                <w:sz w:val="18"/>
+                <w:szCs w:val="18"/>
+                <w:rtl/>
+              </w:rPr>
+              <w:t xml:space="preserve">. </w:t>
+            </w:r>
+            <w:r>
+              <w:rPr>
+                <w:rFonts w:ascii="Segoe UI Emoji" w:cs="Segoe UI Emoji" w:eastAsia="Segoe UI Emoji" w:hAnsi="Segoe UI Emoji"/>
+                <w:sz w:val="18"/>
+                <w:szCs w:val="18"/>
+                <w:rtl/>
+              </w:rPr>
+              <w:t xml:space="preserve">✅</w:t>
+            </w:r>
+            <w:r>
+              <w:rPr>
+                <w:rFonts w:ascii="Arial" w:cs="Arial" w:eastAsia="Arial" w:hAnsi="Arial"/>
+                <w:b w:val="false"/>
+                <w:bCs w:val="false"/>
+                <w:sz w:val="18"/>
+                <w:szCs w:val="18"/>
+                <w:rtl/>
+              </w:rPr>
+              <w:t xml:space="preserve"> منفّذ بصيغة DQ-F04-6 المعتمدة في اليوم نفسه، لا عبر </w:t>
             </w:r>
             <w:r>
               <w:rPr>
@@ -23027,34 +23090,120 @@
                 <w:shd w:fill="F1F3F5" w:color="auto" w:val="clear"/>
                 <w:rtl/>
               </w:rPr>
-              <w:t xml:space="preserve">‎tp_platform‎</w:t>
-            </w:r>
-            <w:r>
-              <w:rPr>
-                <w:rFonts w:ascii="Arial" w:cs="Arial" w:eastAsia="Arial" w:hAnsi="Arial"/>
-                <w:b w:val="false"/>
-                <w:bCs w:val="false"/>
-                <w:sz w:val="18"/>
-                <w:szCs w:val="18"/>
-                <w:rtl/>
-              </w:rPr>
-              <w:t xml:space="preserve"> </w:t>
-            </w:r>
-            <w:r>
-              <w:rPr>
-                <w:rFonts w:ascii="Arial" w:cs="Arial" w:eastAsia="Arial" w:hAnsi="Arial"/>
-                <w:color w:val="E0A800"/>
-                <w:sz w:val="18"/>
-                <w:szCs w:val="18"/>
-                <w:rtl/>
-              </w:rPr>
-              <w:t xml:space="preserve">●</w:t>
-            </w:r>
-          </w:p>
-        </w:tc>
-        <w:tc>
-          <w:tcPr>
-            <w:tcW w:type="dxa" w:w="1143"/>
+              <w:t xml:space="preserve">‎tp_app‎</w:t>
+            </w:r>
+            <w:r>
+              <w:rPr>
+                <w:rFonts w:ascii="Arial" w:cs="Arial" w:eastAsia="Arial" w:hAnsi="Arial"/>
+                <w:b w:val="false"/>
+                <w:bCs w:val="false"/>
+                <w:sz w:val="18"/>
+                <w:szCs w:val="18"/>
+                <w:rtl/>
+              </w:rPr>
+              <w:t xml:space="preserve">: دخول خاص في </w:t>
+            </w:r>
+            <w:r>
+              <w:rPr>
+                <w:rFonts w:ascii="Courier New" w:cs="Courier New" w:eastAsia="Courier New" w:hAnsi="Courier New"/>
+                <w:b w:val="false"/>
+                <w:bCs w:val="false"/>
+                <w:color w:val="1F2937"/>
+                <w:sz w:val="16"/>
+                <w:szCs w:val="16"/>
+                <w:shd w:fill="F1F3F5" w:color="auto" w:val="clear"/>
+                <w:rtl/>
+              </w:rPr>
+              <w:t xml:space="preserve">‎tp_support‎</w:t>
+            </w:r>
+            <w:r>
+              <w:rPr>
+                <w:rFonts w:ascii="Arial" w:cs="Arial" w:eastAsia="Arial" w:hAnsi="Arial"/>
+                <w:b w:val="false"/>
+                <w:bCs w:val="false"/>
+                <w:sz w:val="18"/>
+                <w:szCs w:val="18"/>
+                <w:rtl/>
+              </w:rPr>
+              <w:t xml:space="preserve"> (عضو في </w:t>
+            </w:r>
+            <w:r>
+              <w:rPr>
+                <w:rFonts w:ascii="Courier New" w:cs="Courier New" w:eastAsia="Courier New" w:hAnsi="Courier New"/>
+                <w:b w:val="false"/>
+                <w:bCs w:val="false"/>
+                <w:color w:val="1F2937"/>
+                <w:sz w:val="16"/>
+                <w:szCs w:val="16"/>
+                <w:shd w:fill="F1F3F5" w:color="auto" w:val="clear"/>
+                <w:rtl/>
+              </w:rPr>
+              <w:t xml:space="preserve">‎tp_readonly‎</w:t>
+            </w:r>
+            <w:r>
+              <w:rPr>
+                <w:rFonts w:ascii="Arial" w:cs="Arial" w:eastAsia="Arial" w:hAnsi="Arial"/>
+                <w:b w:val="false"/>
+                <w:bCs w:val="false"/>
+                <w:sz w:val="18"/>
+                <w:szCs w:val="18"/>
+                <w:rtl/>
+              </w:rPr>
+              <w:t xml:space="preserve">: قراءة بلا الأعمدة المقيّدة ولا كتابة، وتحت مرشحات الصفوف)، يربطه </w:t>
+            </w:r>
+            <w:r>
+              <w:rPr>
+                <w:rFonts w:ascii="Courier New" w:cs="Courier New" w:eastAsia="Courier New" w:hAnsi="Courier New"/>
+                <w:b w:val="false"/>
+                <w:bCs w:val="false"/>
+                <w:color w:val="1F2937"/>
+                <w:sz w:val="16"/>
+                <w:szCs w:val="16"/>
+                <w:shd w:fill="F1F3F5" w:color="auto" w:val="clear"/>
+                <w:rtl/>
+              </w:rPr>
+              <w:t xml:space="preserve">‎sec.usp_SetSupportContext‎</w:t>
+            </w:r>
+            <w:r>
+              <w:rPr>
+                <w:rFonts w:ascii="Arial" w:cs="Arial" w:eastAsia="Arial" w:hAnsi="Arial"/>
+                <w:b w:val="false"/>
+                <w:bCs w:val="false"/>
+                <w:sz w:val="18"/>
+                <w:szCs w:val="18"/>
+                <w:rtl/>
+              </w:rPr>
+              <w:t xml:space="preserve"> بمشترك واحد بعد التحقق من جلسة المشغّل بـ MFA ومن منحة </w:t>
+            </w:r>
+            <w:r>
+              <w:rPr>
+                <w:rFonts w:ascii="Courier New" w:cs="Courier New" w:eastAsia="Courier New" w:hAnsi="Courier New"/>
+                <w:b w:val="false"/>
+                <w:bCs w:val="false"/>
+                <w:color w:val="1F2937"/>
+                <w:sz w:val="16"/>
+                <w:szCs w:val="16"/>
+                <w:shd w:fill="F1F3F5" w:color="auto" w:val="clear"/>
+                <w:rtl/>
+              </w:rPr>
+              <w:t xml:space="preserve">‎plat.SupportAccessGrant‎</w:t>
+            </w:r>
+            <w:r>
+              <w:rPr>
+                <w:rFonts w:ascii="Arial" w:cs="Arial" w:eastAsia="Arial" w:hAnsi="Arial"/>
+                <w:b w:val="false"/>
+                <w:bCs w:val="false"/>
+                <w:sz w:val="18"/>
+                <w:szCs w:val="18"/>
+                <w:rtl/>
+              </w:rPr>
+              <w:t xml:space="preserve"> سارية (db/static/036_operator_and_support.sql:23-32؛ DOC-F04 §6.2؛ DQ-F04-6). هذا هو الوصف المرجعي، وتحيل إليه G-03 وTHR-15 (DOC-S01)</w:t>
+            </w:r>
+          </w:p>
+        </w:tc>
+        <w:tc>
+          <w:tcPr>
+            <w:tcW w:type="dxa" w:w="994"/>
             <w:tcBorders>
               <w:top w:val="single" w:color="BFC9D6" w:sz="4"/>
               <w:left w:val="single" w:color="BFC9D6" w:sz="4"/>
@@ -23090,7 +23239,7 @@
         </w:tc>
         <w:tc>
           <w:tcPr>
-            <w:tcW w:type="dxa" w:w="1429"/>
+            <w:tcW w:type="dxa" w:w="1211"/>
             <w:tcBorders>
               <w:top w:val="single" w:color="BFC9D6" w:sz="4"/>
               <w:left w:val="single" w:color="BFC9D6" w:sz="4"/>
